--- a/worksheets/Lab14-Worksheet.docx
+++ b/worksheets/Lab14-Worksheet.docx
@@ -24,7 +24,7 @@
           <w:color w:val="1A3C6E"/>
           <w:sz w:val="32"/>
         </w:rPr>
-        <w:t>Lab 14 — Recognize and synthesize speech</w:t>
+        <w:t>Lab 14 — Use speech-capable generative AI models</w:t>
       </w:r>
     </w:p>
     <w:p>
@@ -117,7 +117,7 @@
     </w:p>
     <w:p>
       <w:r>
-        <w:t>In this lab, you provisioned an Azure AI Speech resource and built a speaking clock application in Python. You implemented speech-to-text recognition using a SpeechRecognizer that transcribes a 'What time is it?' audio file (time.wav), then added text-to-speech synthesis using a SpeechSynthesizer with the en-GB-RyanNeural voice to generate an output.wav file, and finally customized the spoken output using SSML with the en-GB-LibbyNeural voice and a break element.</w:t>
+        <w:t>Students deployed gpt-4o-mini-tts and gpt-4o-mini-transcribe models in a Microsoft Foundry project and built two Python applications: one that synthesized the phrase 'My voice is my passport!' into a streamed audio file using the alloy voice, and one that transcribed an audio file back to text using the Azure OpenAI SDK. Both apps authenticated via token provider and retrieved Target URIs and API keys from the Foundry portal.</w:t>
       </w:r>
     </w:p>
     <w:p/>
@@ -145,12 +145,12 @@
           <w:b/>
           <w:sz w:val="22"/>
         </w:rPr>
-        <w:t>Screenshot 1 — Speech Recognition Output</w:t>
+        <w:t>Screenshot 1 — Foundry Model Deployments</w:t>
       </w:r>
     </w:p>
     <w:p>
       <w:r>
-        <w:t>After adding the speech recognition code (SpeechRecognizer with time.wav AudioConfig and recognize_once_async) to the TranscribeCommand function in speaking-clock.py, run the program with 'python speaking-clock.py'. Capture the terminal output showing 'Ready to use speech service in: [your-region]', followed by 'Listening...' and the transcribed text from the time.wav audio file along with the time response.</w:t>
+        <w:t>Microsoft Foundry portal showing two deployed models—gpt-4o-mini-tts and gpt-4o-mini-transcribe—with their Target URIs and status indicators visible in the model list.</w:t>
       </w:r>
     </w:p>
     <w:tbl>
@@ -193,12 +193,12 @@
           <w:b/>
           <w:sz w:val="22"/>
         </w:rPr>
-        <w:t>Screenshot 2 — Speech Synthesis with en-GB-RyanNeural</w:t>
+        <w:t>Screenshot 2 — TTS Audio Playback</w:t>
       </w:r>
     </w:p>
     <w:p>
       <w:r>
-        <w:t>After adding the speech synthesis code (SpeechSynthesizer with en-GB-RyanNeural voice writing to output.wav) to the TellTime function, run the program again. Capture the terminal output showing the transcribed speech input and the message 'Spoken output saved in output.wav'.</w:t>
+        <w:t>VS Code terminal output confirming the speech synthesis application completed successfully, alongside the audio player that automatically opened to play the generated speech file containing 'My voice is my passport!'</w:t>
       </w:r>
     </w:p>
     <w:tbl>
@@ -241,12 +241,12 @@
           <w:b/>
           <w:sz w:val="22"/>
         </w:rPr>
-        <w:t>Screenshot 3 — SSML Synthesis Output</w:t>
+        <w:t>Screenshot 3 — Transcription Text Output</w:t>
       </w:r>
     </w:p>
     <w:p>
       <w:r>
-        <w:t>After replacing the synthesis code with the SSML version that uses en-GB-LibbyNeural voice and includes a &lt;break strength='weak'/&gt; element followed by 'Time to end this lab!', run the program once more. Capture the terminal output showing the SSML-based synthesis completed successfully.</w:t>
+        <w:t>Console output of the transcription application displaying the recognized text returned by gpt-4o-mini-transcribe after processing the audio file submitted in binary read mode.</w:t>
       </w:r>
     </w:p>
     <w:tbl>
@@ -299,7 +299,7 @@
           <w:b/>
           <w:sz w:val="22"/>
         </w:rPr>
-        <w:t>1. The lab used an audio file (time.wav) instead of a live microphone because Cloud Shell lacks audio hardware. Describe the specific code changes shown in the lab's instructions that you would make to switch from file-based input to microphone-based input.</w:t>
+        <w:t>1. gpt-4o-mini-tts accepts a tone instruction (e.g., 'serious') in addition to the input text. How does providing an explicit tone instruction differ from relying solely on the text content to shape delivery, and when would you use each approach in a production application?</w:t>
       </w:r>
     </w:p>
     <w:p>
@@ -320,7 +320,7 @@
           <w:b/>
           <w:sz w:val="22"/>
         </w:rPr>
-        <w:t>2. You used two different neural voices in this lab: en-GB-RyanNeural for plain text synthesis and en-GB-LibbyNeural in the SSML version. What is the purpose of the &lt;break strength='weak'/&gt; element in the SSML markup, and how would it affect the spoken output?</w:t>
+        <w:t>2. The speech synthesis application streams the audio response rather than waiting for the full file before playback. What user-experience benefit does streaming provide for longer text inputs, and what additional error-handling considerations does streaming introduce?</w:t>
       </w:r>
     </w:p>
     <w:p>
@@ -341,7 +341,7 @@
           <w:b/>
           <w:sz w:val="22"/>
         </w:rPr>
-        <w:t>3. The SpeechRecognizer's recognize_once_async method was used to transcribe a single utterance. What speech.reason values does the code check for, and what common configuration mistake does the lab warn is the most likely cause of a 'Cancelled' result?</w:t>
+        <w:t>3. gpt-4o-mini-transcribe is a generative model rather than a traditional acoustic-model-based speech recognizer. What does the generative approach allow the model to do with ambiguous or low-quality audio that a purely acoustic approach cannot?</w:t>
       </w:r>
     </w:p>
     <w:p>
